--- a/kit/documents/report/report-template-a4.docx
+++ b/kit/documents/report/report-template-a4.docx
@@ -98,7 +98,7 @@
           <w:sz w:val="16"/>
           <w:szCs w:val="16"/>
         </w:rPr>
-        <w:t xml:space="preserve">3 OCTOBER 2026</w:t>
+        <w:t xml:space="preserve">4 OCTOBER 2026</w:t>
       </w:r>
     </w:p>
     <w:p>

--- a/kit/documents/report/report-template-a4.docx
+++ b/kit/documents/report/report-template-a4.docx
@@ -98,7 +98,7 @@
           <w:sz w:val="16"/>
           <w:szCs w:val="16"/>
         </w:rPr>
-        <w:t xml:space="preserve">4 OCTOBER 2026</w:t>
+        <w:t xml:space="preserve">OCTOBER 1, 2026</w:t>
       </w:r>
     </w:p>
     <w:p>
